--- a/docs/prompts/Prompt_Specification.docx
+++ b/docs/prompts/Prompt_Specification.docx
@@ -12,7 +12,7 @@
           <w:noProof/>
         </w:rPr>
         <w:drawing>
-          <wp:inline distT="0" distB="0" distL="0" distR="0" wp14:anchorId="4DB7E0B6" wp14:editId="22348C2C">
+          <wp:inline distT="0" distB="0" distL="0" distR="0" wp14:anchorId="0BF76876" wp14:editId="2D6F28FF">
             <wp:extent cx="5943600" cy="1088390"/>
             <wp:effectExtent l="0" t="0" r="0" b="3810"/>
             <wp:docPr id="2" name="Picture 2"/>
@@ -115,17 +115,7 @@
           <w:bCs/>
           <w:u w:val="single"/>
         </w:rPr>
-        <w:t>P</w:t>
-      </w:r>
-      <w:bookmarkStart w:id="1" w:name="_GoBack"/>
-      <w:bookmarkEnd w:id="1"/>
-      <w:r>
-        <w:rPr>
-          <w:b/>
-          <w:bCs/>
-          <w:u w:val="single"/>
-        </w:rPr>
-        <w:t>roject: Software-Engineering QA Agent</w:t>
+        <w:t>Project: Software-Engineering QA Agent</w:t>
       </w:r>
     </w:p>
     <w:p>
@@ -431,7 +421,7 @@
           <w:szCs w:val="24"/>
         </w:rPr>
       </w:pPr>
-      <w:bookmarkStart w:id="2" w:name="purpose"/>
+      <w:bookmarkStart w:id="1" w:name="purpose"/>
       <w:r>
         <w:rPr>
           <w:rFonts w:ascii="Times New Roman" w:hAnsi="Times New Roman" w:cs="Times New Roman"/>
@@ -468,7 +458,15 @@
         <w:rPr>
           <w:color w:val="000000" w:themeColor="text1"/>
         </w:rPr>
-        <w:t xml:space="preserve"> prompt: the system prompt behind the single AI decision point in the agent’s reasoning loop, where the model is given the current context and must decide the one next action to take (call a tool, propose a test, o</w:t>
+        <w:t xml:space="preserve"> prompt: the system prompt behind the single AI decision point </w:t>
+      </w:r>
+      <w:bookmarkStart w:id="2" w:name="_GoBack"/>
+      <w:bookmarkEnd w:id="2"/>
+      <w:r>
+        <w:rPr>
+          <w:color w:val="000000" w:themeColor="text1"/>
+        </w:rPr>
+        <w:t>in the agent’s reasoning loop, where the model is given the current context and must decide the one next action to take (call a tool, propose a test, o</w:t>
       </w:r>
       <w:r>
         <w:rPr>
@@ -524,7 +522,7 @@
         </w:rPr>
       </w:pPr>
       <w:bookmarkStart w:id="3" w:name="version-history"/>
-      <w:bookmarkEnd w:id="2"/>
+      <w:bookmarkEnd w:id="1"/>
       <w:r>
         <w:rPr>
           <w:rFonts w:ascii="Times New Roman" w:hAnsi="Times New Roman" w:cs="Times New Roman"/>
@@ -561,8 +559,8 @@
       </w:tblPr>
       <w:tblGrid>
         <w:gridCol w:w="950"/>
-        <w:gridCol w:w="3623"/>
-        <w:gridCol w:w="5003"/>
+        <w:gridCol w:w="4170"/>
+        <w:gridCol w:w="4230"/>
       </w:tblGrid>
       <w:tr>
         <w:tc>
@@ -784,13 +782,7 @@
               <w:rPr>
                 <w:color w:val="000000" w:themeColor="text1"/>
               </w:rPr>
-              <w:t xml:space="preserve"> making a fabricated citation structurally harder to produce rather than only catching it after the fact. Update this row with the specific test case number once the ten-case prompt evaluation (Member 4, Week 2) confirms whether this was actually triggered</w:t>
-            </w:r>
-            <w:r>
-              <w:rPr>
-                <w:color w:val="000000" w:themeColor="text1"/>
-              </w:rPr>
-              <w:t>.</w:t>
+              <w:t xml:space="preserve"> making a fabricated citation structurally harder to produce rather than only catching it after the fact. </w:t>
             </w:r>
           </w:p>
         </w:tc>
@@ -946,22 +938,40 @@
           <w:color w:val="000000" w:themeColor="text1"/>
           <w:sz w:val="24"/>
         </w:rPr>
-        <w:t>- Retrieved requirement and code chunks, each with a source path.</w:t>
-      </w:r>
-      <w:r>
-        <w:rPr>
-          <w:color w:val="000000" w:themeColor="text1"/>
-        </w:rPr>
-        <w:br/>
-      </w:r>
-      <w:r>
-        <w:rPr>
-          <w:rStyle w:val="VerbatimChar"/>
-          <w:rFonts w:ascii="Times New Roman" w:hAnsi="Times New Roman"/>
-          <w:color w:val="000000" w:themeColor="text1"/>
-          <w:sz w:val="24"/>
-        </w:rPr>
-        <w:t xml:space="preserve">- Memory: which tests were already proposed, run, or rejected for </w:t>
+        <w:t xml:space="preserve">- </w:t>
+      </w:r>
+      <w:r>
+        <w:rPr>
+          <w:rStyle w:val="VerbatimChar"/>
+          <w:rFonts w:ascii="Times New Roman" w:hAnsi="Times New Roman"/>
+          <w:color w:val="000000" w:themeColor="text1"/>
+          <w:sz w:val="24"/>
+        </w:rPr>
+        <w:t>Retrieved requirement and code chunks, each with a source path.</w:t>
+      </w:r>
+      <w:r>
+        <w:rPr>
+          <w:color w:val="000000" w:themeColor="text1"/>
+        </w:rPr>
+        <w:br/>
+      </w:r>
+      <w:r>
+        <w:rPr>
+          <w:rStyle w:val="VerbatimChar"/>
+          <w:rFonts w:ascii="Times New Roman" w:hAnsi="Times New Roman"/>
+          <w:color w:val="000000" w:themeColor="text1"/>
+          <w:sz w:val="24"/>
+        </w:rPr>
+        <w:t xml:space="preserve">- </w:t>
+      </w:r>
+      <w:r>
+        <w:rPr>
+          <w:rStyle w:val="VerbatimChar"/>
+          <w:rFonts w:ascii="Times New Roman" w:hAnsi="Times New Roman"/>
+          <w:color w:val="000000" w:themeColor="text1"/>
+          <w:sz w:val="24"/>
+        </w:rPr>
+        <w:t xml:space="preserve">Memory: which tests were already proposed, run, or rejected for </w:t>
       </w:r>
       <w:r>
         <w:rPr>
@@ -985,43 +995,85 @@
           <w:color w:val="000000" w:themeColor="text1"/>
           <w:sz w:val="24"/>
         </w:rPr>
-        <w:t>- The four available tools and their schemas: search_repo, read_file, run_tests, draft_issue.</w:t>
-      </w:r>
-      <w:r>
-        <w:rPr>
-          <w:color w:val="000000" w:themeColor="text1"/>
-        </w:rPr>
-        <w:br/>
-      </w:r>
-      <w:r>
-        <w:rPr>
-          <w:rStyle w:val="VerbatimChar"/>
-          <w:rFonts w:ascii="Times New Roman" w:hAnsi="Times New Roman"/>
-          <w:color w:val="000000" w:themeColor="text1"/>
-          <w:sz w:val="24"/>
-        </w:rPr>
-        <w:t>- How many loop iterations remain this session.</w:t>
-      </w:r>
-      <w:r>
-        <w:rPr>
-          <w:color w:val="000000" w:themeColor="text1"/>
-        </w:rPr>
-        <w:br/>
-      </w:r>
-      <w:r>
-        <w:rPr>
-          <w:rStyle w:val="VerbatimChar"/>
-          <w:rFonts w:ascii="Times New Roman" w:hAnsi="Times New Roman"/>
-          <w:color w:val="000000" w:themeColor="text1"/>
-          <w:sz w:val="24"/>
-        </w:rPr>
-        <w:t>- The observation history for this session so far.</w:t>
-      </w:r>
-      <w:r>
-        <w:rPr>
-          <w:color w:val="000000" w:themeColor="text1"/>
-        </w:rPr>
-        <w:br/>
+        <w:t xml:space="preserve">- </w:t>
+      </w:r>
+      <w:r>
+        <w:rPr>
+          <w:rStyle w:val="VerbatimChar"/>
+          <w:rFonts w:ascii="Times New Roman" w:hAnsi="Times New Roman"/>
+          <w:color w:val="000000" w:themeColor="text1"/>
+          <w:sz w:val="24"/>
+        </w:rPr>
+        <w:t>The four available tools and their schemas: search_repo, read_file, run_tests, draft_issue.</w:t>
+      </w:r>
+      <w:r>
+        <w:rPr>
+          <w:color w:val="000000" w:themeColor="text1"/>
+        </w:rPr>
+        <w:br/>
+      </w:r>
+      <w:r>
+        <w:rPr>
+          <w:rStyle w:val="VerbatimChar"/>
+          <w:rFonts w:ascii="Times New Roman" w:hAnsi="Times New Roman"/>
+          <w:color w:val="000000" w:themeColor="text1"/>
+          <w:sz w:val="24"/>
+        </w:rPr>
+        <w:t xml:space="preserve">- </w:t>
+      </w:r>
+      <w:r>
+        <w:rPr>
+          <w:rStyle w:val="VerbatimChar"/>
+          <w:rFonts w:ascii="Times New Roman" w:hAnsi="Times New Roman"/>
+          <w:color w:val="000000" w:themeColor="text1"/>
+          <w:sz w:val="24"/>
+        </w:rPr>
+        <w:t>How many loop iterations remain this session.</w:t>
+      </w:r>
+      <w:r>
+        <w:rPr>
+          <w:color w:val="000000" w:themeColor="text1"/>
+        </w:rPr>
+        <w:br/>
+      </w:r>
+      <w:r>
+        <w:rPr>
+          <w:rStyle w:val="VerbatimChar"/>
+          <w:rFonts w:ascii="Times New Roman" w:hAnsi="Times New Roman"/>
+          <w:color w:val="000000" w:themeColor="text1"/>
+          <w:sz w:val="24"/>
+        </w:rPr>
+        <w:t xml:space="preserve">- </w:t>
+      </w:r>
+      <w:r>
+        <w:rPr>
+          <w:rStyle w:val="VerbatimChar"/>
+          <w:rFonts w:ascii="Times New Roman" w:hAnsi="Times New Roman"/>
+          <w:color w:val="000000" w:themeColor="text1"/>
+          <w:sz w:val="24"/>
+        </w:rPr>
+        <w:t>The observation history for this session so far.</w:t>
+      </w:r>
+      <w:r>
+        <w:rPr>
+          <w:color w:val="000000" w:themeColor="text1"/>
+        </w:rPr>
+        <w:br/>
+      </w:r>
+      <w:r>
+        <w:rPr>
+          <w:color w:val="000000" w:themeColor="text1"/>
+        </w:rPr>
+        <w:br/>
+      </w:r>
+      <w:r>
+        <w:rPr>
+          <w:rStyle w:val="VerbatimChar"/>
+          <w:rFonts w:ascii="Times New Roman" w:hAnsi="Times New Roman"/>
+          <w:color w:val="000000" w:themeColor="text1"/>
+          <w:sz w:val="24"/>
+        </w:rPr>
+        <w:t>CONSTRAINTS</w:t>
       </w:r>
       <w:r>
         <w:rPr>
@@ -1037,21 +1089,6 @@
           <w:sz w:val="24"/>
         </w:rPr>
         <w:lastRenderedPageBreak/>
-        <w:t>CONSTRAINTS</w:t>
-      </w:r>
-      <w:r>
-        <w:rPr>
-          <w:color w:val="000000" w:themeColor="text1"/>
-        </w:rPr>
-        <w:br/>
-      </w:r>
-      <w:r>
-        <w:rPr>
-          <w:rStyle w:val="VerbatimChar"/>
-          <w:rFonts w:ascii="Times New Roman" w:hAnsi="Times New Roman"/>
-          <w:color w:val="000000" w:themeColor="text1"/>
-          <w:sz w:val="24"/>
-        </w:rPr>
         <w:t>- Propose exactly one action per turn</w:t>
       </w:r>
       <w:r>
@@ -1634,31 +1671,31 @@
         <w:rPr>
           <w:color w:val="000000" w:themeColor="text1"/>
         </w:rPr>
+        <w:br/>
+      </w:r>
+      <w:r>
+        <w:rPr>
+          <w:rStyle w:val="VerbatimChar"/>
+          <w:rFonts w:ascii="Times New Roman" w:hAnsi="Times New Roman"/>
+          <w:color w:val="000000" w:themeColor="text1"/>
+          <w:sz w:val="24"/>
+        </w:rPr>
+        <w:t>OUTPUT FORMAT</w:t>
+      </w:r>
+      <w:r>
+        <w:rPr>
+          <w:color w:val="000000" w:themeColor="text1"/>
+        </w:rPr>
+        <w:br/>
+      </w:r>
+      <w:r>
+        <w:rPr>
+          <w:rStyle w:val="VerbatimChar"/>
+          <w:rFonts w:ascii="Times New Roman" w:hAnsi="Times New Roman"/>
+          <w:color w:val="000000" w:themeColor="text1"/>
+          <w:sz w:val="24"/>
+        </w:rPr>
         <w:lastRenderedPageBreak/>
-        <w:br/>
-      </w:r>
-      <w:r>
-        <w:rPr>
-          <w:rStyle w:val="VerbatimChar"/>
-          <w:rFonts w:ascii="Times New Roman" w:hAnsi="Times New Roman"/>
-          <w:color w:val="000000" w:themeColor="text1"/>
-          <w:sz w:val="24"/>
-        </w:rPr>
-        <w:t>OUTPUT FORMAT</w:t>
-      </w:r>
-      <w:r>
-        <w:rPr>
-          <w:color w:val="000000" w:themeColor="text1"/>
-        </w:rPr>
-        <w:br/>
-      </w:r>
-      <w:r>
-        <w:rPr>
-          <w:rStyle w:val="VerbatimChar"/>
-          <w:rFonts w:ascii="Times New Roman" w:hAnsi="Times New Roman"/>
-          <w:color w:val="000000" w:themeColor="text1"/>
-          <w:sz w:val="24"/>
-        </w:rPr>
         <w:t>Respond only with JSON matching this shape:</w:t>
       </w:r>
       <w:r>
